--- a/por/docx/022.content.docx
+++ b/por/docx/022.content.docx
@@ -7475,7 +7475,7 @@
         <w:rPr>
           <w:lang w:val="pt_PT" w:bidi="pt_PT"/>
         </w:rPr>
-        <w:t>2Cr 27.5–8</w:t>
+        <w:t>2Cr 26.5–8</w:t>
       </w:r>
       <w:r>
         <w:rPr>
